--- a/John Nesnidal Resume.docx
+++ b/John Nesnidal Resume.docx
@@ -910,7 +910,23 @@
           <w:sz w:val="17"/>
           <w:szCs w:val="17"/>
         </w:rPr>
-        <w:t>Develop and maintain structured SQL queries, data transformations, and reporting workflows to extract, clean, and analyze manufacturing and sales data, ensuring accurate and timely decision-making across production and supply chain teams</w:t>
+        <w:t xml:space="preserve">Develop and maintain structured SQL queries, data transformations, and </w:t>
+      </w:r>
+      <w:proofErr w:type="gramStart"/>
+      <w:r>
+        <w:rPr>
+          <w:sz w:val="17"/>
+          <w:szCs w:val="17"/>
+        </w:rPr>
+        <w:t>reporting</w:t>
+      </w:r>
+      <w:proofErr w:type="gramEnd"/>
+      <w:r>
+        <w:rPr>
+          <w:sz w:val="17"/>
+          <w:szCs w:val="17"/>
+        </w:rPr>
+        <w:t xml:space="preserve"> workflows to extract, clean, and analyze manufacturing and sales data, ensuring accurate and timely decision-making across production and supply chain teams</w:t>
       </w:r>
     </w:p>
     <w:p>
@@ -2184,78 +2200,6 @@
     </w:p>
     <w:p>
       <w:pPr>
-        <w:tabs>
-          <w:tab w:val="right" w:pos="10080"/>
-        </w:tabs>
-        <w:spacing w:after="0" w:line="240" w:lineRule="auto"/>
-        <w:rPr>
-          <w:b/>
-          <w:sz w:val="17"/>
-          <w:szCs w:val="17"/>
-        </w:rPr>
-      </w:pPr>
-      <w:r>
-        <w:rPr>
-          <w:b/>
-          <w:sz w:val="17"/>
-          <w:szCs w:val="17"/>
-        </w:rPr>
-        <w:t>Real-Time Group Study App</w:t>
-      </w:r>
-      <w:r>
-        <w:rPr>
-          <w:b/>
-          <w:sz w:val="17"/>
-          <w:szCs w:val="17"/>
-        </w:rPr>
-        <w:t xml:space="preserve"> </w:t>
-      </w:r>
-      <w:r>
-        <w:rPr>
-          <w:bCs/>
-          <w:sz w:val="17"/>
-          <w:szCs w:val="17"/>
-        </w:rPr>
-        <w:t xml:space="preserve">– </w:t>
-      </w:r>
-      <w:r>
-        <w:rPr>
-          <w:bCs/>
-          <w:i/>
-          <w:iCs/>
-          <w:sz w:val="17"/>
-          <w:szCs w:val="17"/>
-        </w:rPr>
-        <w:t>Iowa State University</w:t>
-      </w:r>
-      <w:r>
-        <w:rPr>
-          <w:bCs/>
-          <w:sz w:val="17"/>
-          <w:szCs w:val="17"/>
-        </w:rPr>
-        <w:tab/>
-        <w:t>(</w:t>
-      </w:r>
-      <w:r>
-        <w:rPr>
-          <w:bCs/>
-          <w:sz w:val="17"/>
-          <w:szCs w:val="17"/>
-        </w:rPr>
-        <w:t>Spring Boot, Android Studio, Hibernate, MySQL, GitLab CI/CD</w:t>
-      </w:r>
-      <w:r>
-        <w:rPr>
-          <w:bCs/>
-          <w:sz w:val="17"/>
-          <w:szCs w:val="17"/>
-        </w:rPr>
-        <w:t>)</w:t>
-      </w:r>
-    </w:p>
-    <w:p>
-      <w:pPr>
         <w:pStyle w:val="ListParagraph"/>
         <w:numPr>
           <w:ilvl w:val="0"/>
@@ -2277,23 +2221,97 @@
           <w:sz w:val="17"/>
           <w:szCs w:val="17"/>
         </w:rPr>
-        <w:t>Developed back</w:t>
-      </w:r>
-      <w:r>
-        <w:rPr>
-          <w:bCs/>
-          <w:sz w:val="17"/>
-          <w:szCs w:val="17"/>
-        </w:rPr>
-        <w:t>-</w:t>
-      </w:r>
-      <w:r>
-        <w:rPr>
-          <w:bCs/>
-          <w:sz w:val="17"/>
-          <w:szCs w:val="17"/>
-        </w:rPr>
-        <w:t>end services for an Android app using Java, Spring Boot, and MySQL, deployed via GitLab CI/CD in a Linux environment</w:t>
+        <w:t xml:space="preserve">Implemented a PostgreSQL back-end in </w:t>
+      </w:r>
+      <w:proofErr w:type="spellStart"/>
+      <w:r>
+        <w:rPr>
+          <w:bCs/>
+          <w:sz w:val="17"/>
+          <w:szCs w:val="17"/>
+        </w:rPr>
+        <w:t>Supabase</w:t>
+      </w:r>
+      <w:proofErr w:type="spellEnd"/>
+      <w:r>
+        <w:rPr>
+          <w:bCs/>
+          <w:sz w:val="17"/>
+          <w:szCs w:val="17"/>
+        </w:rPr>
+        <w:t xml:space="preserve"> to handle login authentication and store analytics about users’ learning progress</w:t>
+      </w:r>
+    </w:p>
+    <w:p>
+      <w:pPr>
+        <w:tabs>
+          <w:tab w:val="right" w:pos="10080"/>
+        </w:tabs>
+        <w:spacing w:after="0" w:line="240" w:lineRule="auto"/>
+        <w:rPr>
+          <w:b/>
+          <w:sz w:val="17"/>
+          <w:szCs w:val="17"/>
+        </w:rPr>
+      </w:pPr>
+      <w:r>
+        <w:rPr>
+          <w:b/>
+          <w:sz w:val="17"/>
+          <w:szCs w:val="17"/>
+        </w:rPr>
+        <w:t>Real-Time Group Study App</w:t>
+      </w:r>
+      <w:r>
+        <w:rPr>
+          <w:b/>
+          <w:sz w:val="17"/>
+          <w:szCs w:val="17"/>
+        </w:rPr>
+        <w:t xml:space="preserve"> </w:t>
+      </w:r>
+      <w:r>
+        <w:rPr>
+          <w:bCs/>
+          <w:sz w:val="17"/>
+          <w:szCs w:val="17"/>
+        </w:rPr>
+        <w:t xml:space="preserve">– </w:t>
+      </w:r>
+      <w:r>
+        <w:rPr>
+          <w:bCs/>
+          <w:i/>
+          <w:iCs/>
+          <w:sz w:val="17"/>
+          <w:szCs w:val="17"/>
+        </w:rPr>
+        <w:t>Iowa State University</w:t>
+      </w:r>
+      <w:r>
+        <w:rPr>
+          <w:bCs/>
+          <w:sz w:val="17"/>
+          <w:szCs w:val="17"/>
+        </w:rPr>
+        <w:tab/>
+        <w:t>(</w:t>
+      </w:r>
+      <w:r>
+        <w:rPr>
+          <w:bCs/>
+          <w:sz w:val="17"/>
+          <w:szCs w:val="17"/>
+        </w:rPr>
+        <w:t>Spring Boot, Android Studio, Hibernate, MySQL, GitLab CI/CD</w:t>
+      </w:r>
+      <w:r>
+        <w:rPr>
+          <w:bCs/>
+          <w:sz w:val="17"/>
+          <w:szCs w:val="17"/>
+        </w:rPr>
+        <w:t>)</w:t>
       </w:r>
     </w:p>
     <w:p>
@@ -2319,7 +2337,7 @@
           <w:sz w:val="17"/>
           <w:szCs w:val="17"/>
         </w:rPr>
-        <w:t>Designed and built the MySQL schema from scratch, integrating with the back</w:t>
+        <w:t>Developed back</w:t>
       </w:r>
       <w:r>
         <w:rPr>
@@ -2335,7 +2353,7 @@
           <w:sz w:val="17"/>
           <w:szCs w:val="17"/>
         </w:rPr>
-        <w:t>end using Hibernate for seamless data persistence</w:t>
+        <w:t>end services for an Android app using Java, Spring Boot, and MySQL, deployed via GitLab CI/CD in a Linux environment</w:t>
       </w:r>
     </w:p>
     <w:p>
@@ -2361,7 +2379,41 @@
           <w:sz w:val="17"/>
           <w:szCs w:val="17"/>
         </w:rPr>
-        <w:t>Implemented WebSocket-based real-time communication, enabling synchronized interactions across all active app sessions</w:t>
+        <w:t xml:space="preserve">Designed and built the MySQL schema from scratch, integrating with the </w:t>
+      </w:r>
+      <w:proofErr w:type="gramStart"/>
+      <w:r>
+        <w:rPr>
+          <w:bCs/>
+          <w:sz w:val="17"/>
+          <w:szCs w:val="17"/>
+        </w:rPr>
+        <w:t>back</w:t>
+      </w:r>
+      <w:r>
+        <w:rPr>
+          <w:bCs/>
+          <w:sz w:val="17"/>
+          <w:szCs w:val="17"/>
+        </w:rPr>
+        <w:t>-</w:t>
+      </w:r>
+      <w:r>
+        <w:rPr>
+          <w:bCs/>
+          <w:sz w:val="17"/>
+          <w:szCs w:val="17"/>
+        </w:rPr>
+        <w:t>end</w:t>
+      </w:r>
+      <w:proofErr w:type="gramEnd"/>
+      <w:r>
+        <w:rPr>
+          <w:bCs/>
+          <w:sz w:val="17"/>
+          <w:szCs w:val="17"/>
+        </w:rPr>
+        <w:t xml:space="preserve"> using Hibernate for seamless data persistence</w:t>
       </w:r>
     </w:p>
     <w:p>
@@ -2387,129 +2439,7 @@
           <w:sz w:val="17"/>
           <w:szCs w:val="17"/>
         </w:rPr>
-        <w:t>Built secure, scalable RESTful APIs to handle user login, authentication, and front</w:t>
-      </w:r>
-      <w:r>
-        <w:rPr>
-          <w:bCs/>
-          <w:sz w:val="17"/>
-          <w:szCs w:val="17"/>
-        </w:rPr>
-        <w:t>-</w:t>
-      </w:r>
-      <w:r>
-        <w:rPr>
-          <w:bCs/>
-          <w:sz w:val="17"/>
-          <w:szCs w:val="17"/>
-        </w:rPr>
-        <w:t>end navigation logic</w:t>
-      </w:r>
-    </w:p>
-    <w:p>
-      <w:pPr>
-        <w:tabs>
-          <w:tab w:val="right" w:pos="10080"/>
-        </w:tabs>
-        <w:spacing w:after="0" w:line="240" w:lineRule="auto"/>
-        <w:rPr>
-          <w:b/>
-          <w:sz w:val="17"/>
-          <w:szCs w:val="17"/>
-        </w:rPr>
-      </w:pPr>
-      <w:r>
-        <w:rPr>
-          <w:b/>
-          <w:sz w:val="17"/>
-          <w:szCs w:val="17"/>
-        </w:rPr>
-        <w:t>Virtual Science Labs for Students</w:t>
-      </w:r>
-      <w:r>
-        <w:rPr>
-          <w:b/>
-          <w:sz w:val="17"/>
-          <w:szCs w:val="17"/>
-        </w:rPr>
-        <w:t xml:space="preserve"> </w:t>
-      </w:r>
-      <w:r>
-        <w:rPr>
-          <w:bCs/>
-          <w:sz w:val="17"/>
-          <w:szCs w:val="17"/>
-        </w:rPr>
-        <w:t xml:space="preserve">– </w:t>
-      </w:r>
-      <w:r>
-        <w:rPr>
-          <w:bCs/>
-          <w:i/>
-          <w:iCs/>
-          <w:sz w:val="17"/>
-          <w:szCs w:val="17"/>
-        </w:rPr>
-        <w:t>Science from Scientists, Inc.</w:t>
-      </w:r>
-      <w:r>
-        <w:rPr>
-          <w:bCs/>
-          <w:sz w:val="17"/>
-          <w:szCs w:val="17"/>
-        </w:rPr>
-        <w:t xml:space="preserve"> </w:t>
-      </w:r>
-      <w:r>
-        <w:rPr>
-          <w:bCs/>
-          <w:sz w:val="17"/>
-          <w:szCs w:val="17"/>
-        </w:rPr>
-        <w:tab/>
-        <w:t>(</w:t>
-      </w:r>
-      <w:r>
-        <w:rPr>
-          <w:bCs/>
-          <w:sz w:val="17"/>
-          <w:szCs w:val="17"/>
-        </w:rPr>
-        <w:t xml:space="preserve">HTML5, </w:t>
-      </w:r>
-      <w:proofErr w:type="spellStart"/>
-      <w:r>
-        <w:rPr>
-          <w:bCs/>
-          <w:sz w:val="17"/>
-          <w:szCs w:val="17"/>
-        </w:rPr>
-        <w:t>GameMaker</w:t>
-      </w:r>
-      <w:proofErr w:type="spellEnd"/>
-      <w:r>
-        <w:rPr>
-          <w:bCs/>
-          <w:sz w:val="17"/>
-          <w:szCs w:val="17"/>
-        </w:rPr>
-        <w:t xml:space="preserve"> Studio </w:t>
-      </w:r>
-      <w:r>
-        <w:rPr>
-          <w:bCs/>
-          <w:sz w:val="17"/>
-          <w:szCs w:val="17"/>
-        </w:rPr>
-        <w:t>2</w:t>
-      </w:r>
-      <w:r>
-        <w:rPr>
-          <w:bCs/>
-          <w:sz w:val="17"/>
-          <w:szCs w:val="17"/>
-        </w:rPr>
-        <w:t>)</w:t>
+        <w:t>Implemented WebSocket-based real-time communication, enabling synchronized interactions across all active app sessions</w:t>
       </w:r>
     </w:p>
     <w:p>
@@ -2524,37 +2454,140 @@
         </w:tabs>
         <w:spacing w:after="0" w:line="240" w:lineRule="auto"/>
         <w:rPr>
-          <w:sz w:val="17"/>
-          <w:szCs w:val="17"/>
-        </w:rPr>
-      </w:pPr>
-      <w:r>
-        <w:rPr>
-          <w:sz w:val="17"/>
-          <w:szCs w:val="17"/>
-        </w:rPr>
-        <w:t xml:space="preserve">Designed, developed, and tested two interactive virtual science labs for </w:t>
-      </w:r>
-      <w:r>
-        <w:rPr>
-          <w:sz w:val="17"/>
-          <w:szCs w:val="17"/>
-        </w:rPr>
-        <w:t xml:space="preserve">students in </w:t>
-      </w:r>
-      <w:r>
-        <w:rPr>
-          <w:sz w:val="17"/>
-          <w:szCs w:val="17"/>
-        </w:rPr>
-        <w:t>online and in-person classroom environment</w:t>
-      </w:r>
-      <w:r>
-        <w:rPr>
-          <w:sz w:val="17"/>
-          <w:szCs w:val="17"/>
-        </w:rPr>
-        <w:t>s</w:t>
+          <w:bCs/>
+          <w:sz w:val="17"/>
+          <w:szCs w:val="17"/>
+        </w:rPr>
+      </w:pPr>
+      <w:r>
+        <w:rPr>
+          <w:bCs/>
+          <w:sz w:val="17"/>
+          <w:szCs w:val="17"/>
+        </w:rPr>
+        <w:t>Built secure, scalable RESTful APIs to handle user login, authentication, and front</w:t>
+      </w:r>
+      <w:r>
+        <w:rPr>
+          <w:bCs/>
+          <w:sz w:val="17"/>
+          <w:szCs w:val="17"/>
+        </w:rPr>
+        <w:t>-</w:t>
+      </w:r>
+      <w:r>
+        <w:rPr>
+          <w:bCs/>
+          <w:sz w:val="17"/>
+          <w:szCs w:val="17"/>
+        </w:rPr>
+        <w:t>end navigation logic</w:t>
+      </w:r>
+    </w:p>
+    <w:p>
+      <w:pPr>
+        <w:tabs>
+          <w:tab w:val="right" w:pos="10080"/>
+        </w:tabs>
+        <w:spacing w:after="0" w:line="240" w:lineRule="auto"/>
+        <w:rPr>
+          <w:b/>
+          <w:sz w:val="17"/>
+          <w:szCs w:val="17"/>
+        </w:rPr>
+      </w:pPr>
+      <w:r>
+        <w:rPr>
+          <w:b/>
+          <w:sz w:val="17"/>
+          <w:szCs w:val="17"/>
+        </w:rPr>
+        <w:t>Virtual Science Labs for Students</w:t>
+      </w:r>
+      <w:r>
+        <w:rPr>
+          <w:b/>
+          <w:sz w:val="17"/>
+          <w:szCs w:val="17"/>
+        </w:rPr>
+        <w:t xml:space="preserve"> </w:t>
+      </w:r>
+      <w:r>
+        <w:rPr>
+          <w:bCs/>
+          <w:sz w:val="17"/>
+          <w:szCs w:val="17"/>
+        </w:rPr>
+        <w:t xml:space="preserve">– </w:t>
+      </w:r>
+      <w:r>
+        <w:rPr>
+          <w:bCs/>
+          <w:i/>
+          <w:iCs/>
+          <w:sz w:val="17"/>
+          <w:szCs w:val="17"/>
+        </w:rPr>
+        <w:t>Science from Scientists, Inc.</w:t>
+      </w:r>
+      <w:r>
+        <w:rPr>
+          <w:bCs/>
+          <w:sz w:val="17"/>
+          <w:szCs w:val="17"/>
+        </w:rPr>
+        <w:t xml:space="preserve"> </w:t>
+      </w:r>
+      <w:r>
+        <w:rPr>
+          <w:bCs/>
+          <w:sz w:val="17"/>
+          <w:szCs w:val="17"/>
+        </w:rPr>
+        <w:tab/>
+        <w:t>(</w:t>
+      </w:r>
+      <w:r>
+        <w:rPr>
+          <w:bCs/>
+          <w:sz w:val="17"/>
+          <w:szCs w:val="17"/>
+        </w:rPr>
+        <w:t xml:space="preserve">HTML5, </w:t>
+      </w:r>
+      <w:proofErr w:type="spellStart"/>
+      <w:r>
+        <w:rPr>
+          <w:bCs/>
+          <w:sz w:val="17"/>
+          <w:szCs w:val="17"/>
+        </w:rPr>
+        <w:t>GameMaker</w:t>
+      </w:r>
+      <w:proofErr w:type="spellEnd"/>
+      <w:r>
+        <w:rPr>
+          <w:bCs/>
+          <w:sz w:val="17"/>
+          <w:szCs w:val="17"/>
+        </w:rPr>
+        <w:t xml:space="preserve"> Studio </w:t>
+      </w:r>
+      <w:r>
+        <w:rPr>
+          <w:bCs/>
+          <w:sz w:val="17"/>
+          <w:szCs w:val="17"/>
+        </w:rPr>
+        <w:t>2</w:t>
+      </w:r>
+      <w:r>
+        <w:rPr>
+          <w:bCs/>
+          <w:sz w:val="17"/>
+          <w:szCs w:val="17"/>
+        </w:rPr>
+        <w:t>)</w:t>
       </w:r>
     </w:p>
     <w:p>
@@ -2578,23 +2611,28 @@
           <w:sz w:val="17"/>
           <w:szCs w:val="17"/>
         </w:rPr>
-        <w:t xml:space="preserve">Programmed applications using </w:t>
-      </w:r>
-      <w:proofErr w:type="spellStart"/>
-      <w:r>
-        <w:rPr>
-          <w:sz w:val="17"/>
-          <w:szCs w:val="17"/>
-        </w:rPr>
-        <w:t>GameMaker</w:t>
-      </w:r>
-      <w:proofErr w:type="spellEnd"/>
-      <w:r>
-        <w:rPr>
-          <w:sz w:val="17"/>
-          <w:szCs w:val="17"/>
-        </w:rPr>
-        <w:t xml:space="preserve"> Studio 2, creating HTML5-compatible web apps with cross-platform compatibility</w:t>
+        <w:t xml:space="preserve">Designed, developed, and tested two interactive virtual science labs for </w:t>
+      </w:r>
+      <w:r>
+        <w:rPr>
+          <w:sz w:val="17"/>
+          <w:szCs w:val="17"/>
+        </w:rPr>
+        <w:t xml:space="preserve">students in </w:t>
+      </w:r>
+      <w:r>
+        <w:rPr>
+          <w:sz w:val="17"/>
+          <w:szCs w:val="17"/>
+        </w:rPr>
+        <w:t>online and in-person classroom environment</w:t>
+      </w:r>
+      <w:r>
+        <w:rPr>
+          <w:sz w:val="17"/>
+          <w:szCs w:val="17"/>
+        </w:rPr>
+        <w:t>s</w:t>
       </w:r>
     </w:p>
     <w:p>
@@ -2618,7 +2656,23 @@
           <w:sz w:val="17"/>
           <w:szCs w:val="17"/>
         </w:rPr>
-        <w:t>Designed all embedded graphics from scratch, ensuring a polished and intuitive user experience</w:t>
+        <w:t xml:space="preserve">Programmed applications using </w:t>
+      </w:r>
+      <w:proofErr w:type="spellStart"/>
+      <w:r>
+        <w:rPr>
+          <w:sz w:val="17"/>
+          <w:szCs w:val="17"/>
+        </w:rPr>
+        <w:t>GameMaker</w:t>
+      </w:r>
+      <w:proofErr w:type="spellEnd"/>
+      <w:r>
+        <w:rPr>
+          <w:sz w:val="17"/>
+          <w:szCs w:val="17"/>
+        </w:rPr>
+        <w:t xml:space="preserve"> Studio 2, creating HTML5-compatible web apps with cross-platform compatibility</w:t>
       </w:r>
     </w:p>
     <w:p>
@@ -2633,77 +2687,6 @@
         </w:tabs>
         <w:spacing w:after="0" w:line="240" w:lineRule="auto"/>
         <w:rPr>
-          <w:bCs/>
-          <w:sz w:val="17"/>
-          <w:szCs w:val="17"/>
-        </w:rPr>
-      </w:pPr>
-      <w:r>
-        <w:rPr>
-          <w:bCs/>
-          <w:sz w:val="17"/>
-          <w:szCs w:val="17"/>
-        </w:rPr>
-        <w:t xml:space="preserve">Implemented a </w:t>
-      </w:r>
-      <w:r>
-        <w:rPr>
-          <w:bCs/>
-          <w:sz w:val="17"/>
-          <w:szCs w:val="17"/>
-        </w:rPr>
-        <w:t xml:space="preserve">PostgreSQL back-end in </w:t>
-      </w:r>
-      <w:proofErr w:type="spellStart"/>
-      <w:r>
-        <w:rPr>
-          <w:bCs/>
-          <w:sz w:val="17"/>
-          <w:szCs w:val="17"/>
-        </w:rPr>
-        <w:t>Supabase</w:t>
-      </w:r>
-      <w:proofErr w:type="spellEnd"/>
-      <w:r>
-        <w:rPr>
-          <w:bCs/>
-          <w:sz w:val="17"/>
-          <w:szCs w:val="17"/>
-        </w:rPr>
-        <w:t xml:space="preserve"> </w:t>
-      </w:r>
-      <w:r>
-        <w:rPr>
-          <w:bCs/>
-          <w:sz w:val="17"/>
-          <w:szCs w:val="17"/>
-        </w:rPr>
-        <w:t xml:space="preserve">to handle login authentication and store </w:t>
-      </w:r>
-      <w:r>
-        <w:rPr>
-          <w:bCs/>
-          <w:sz w:val="17"/>
-          <w:szCs w:val="17"/>
-        </w:rPr>
-        <w:t>analytics about users</w:t>
-      </w:r>
-      <w:r>
-        <w:rPr>
-          <w:bCs/>
-          <w:sz w:val="17"/>
-          <w:szCs w:val="17"/>
-        </w:rPr>
-        <w:t>’ learning progress</w:t>
-      </w:r>
-    </w:p>
-    <w:p>
-      <w:pPr>
-        <w:tabs>
-          <w:tab w:val="right" w:pos="10080"/>
-        </w:tabs>
-        <w:spacing w:after="0" w:line="240" w:lineRule="auto"/>
-        <w:rPr>
           <w:iCs/>
           <w:sz w:val="17"/>
           <w:szCs w:val="17"/>
@@ -2711,12 +2694,34 @@
       </w:pPr>
       <w:r>
         <w:rPr>
+          <w:sz w:val="17"/>
+          <w:szCs w:val="17"/>
+        </w:rPr>
+        <w:t>Designed all embedded graphics from scratch, ensuring a polished and intuitive user experience</w:t>
+      </w:r>
+      <w:r>
+        <w:rPr>
           <w:iCs/>
           <w:sz w:val="17"/>
           <w:szCs w:val="17"/>
         </w:rPr>
         <w:t xml:space="preserve">                               </w:t>
       </w:r>
+    </w:p>
+    <w:p>
+      <w:pPr>
+        <w:tabs>
+          <w:tab w:val="right" w:pos="10080"/>
+        </w:tabs>
+        <w:spacing w:after="0" w:line="240" w:lineRule="auto"/>
+        <w:contextualSpacing/>
+        <w:rPr>
+          <w:b/>
+          <w:sz w:val="17"/>
+          <w:szCs w:val="17"/>
+          <w:u w:val="single"/>
+        </w:rPr>
+      </w:pPr>
     </w:p>
     <w:p>
       <w:pPr>
